--- a/phasewise templates/User Acceptance Testing FSD (2) (2) (2).docx
+++ b/phasewise templates/User Acceptance Testing FSD (2) (2) (2).docx
@@ -14,7 +14,7 @@
           <w:sz w:val="32"/>
           <w:szCs w:val="32"/>
         </w:rPr>
-        <w:t>User Acceptance Testing (UAT) Template</w:t>
+        <w:t>User Acceptance Testing (UAT) Format</w:t>
       </w:r>
     </w:p>
     <w:tbl>
@@ -229,7 +229,7 @@
           </w:tcPr>
           <w:p>
             <w:r>
-              <w:t>Maximum Marks</w:t>
+              <w:t>Maximum Score</w:t>
             </w:r>
           </w:p>
         </w:tc>
